--- a/docs/word/03_Demo_Accounts_and_First_Run.docx
+++ b/docs/word/03_Demo_Accounts_and_First_Run.docx
@@ -57,7 +57,7 @@
           <w:sz w:val="22"/>
           <w:szCs w:val="22"/>
         </w:rPr>
-        <w:t xml:space="preserve">All seeded demo users use the password ChangeMe123!. Change every password before real use.</w:t>
+        <w:t xml:space="preserve">All seeded demo users use the password Ghana123. Change every password before real use.</w:t>
       </w:r>
     </w:p>
     <w:p>
@@ -179,6 +179,23 @@
     </w:p>
     <w:p>
       <w:pPr>
+        <w:pStyle w:val="ListParagraph"/>
+        <w:numPr>
+          <w:ilvl w:val="0"/>
+          <w:numId w:val="1"/>
+        </w:numPr>
+        <w:spacing w:after="100"/>
+      </w:pPr>
+      <w:r>
+        <w:rPr>
+          <w:sz w:val="21"/>
+          <w:szCs w:val="21"/>
+        </w:rPr>
+        <w:t xml:space="preserve">supplier@accra.test - Supplier portal - purchase order acknowledgement</w:t>
+      </w:r>
+    </w:p>
+    <w:p>
+      <w:pPr>
         <w:pStyle w:val="Heading1"/>
         <w:spacing w:after="120" w:before="160"/>
       </w:pPr>
@@ -274,6 +291,23 @@
           <w:sz w:val="21"/>
           <w:szCs w:val="21"/>
         </w:rPr>
+        <w:t xml:space="preserve">Open POS again, choose Store Credit, enter a customer name, due date, and installment count, then confirm the debt appears in Debts.</w:t>
+      </w:r>
+    </w:p>
+    <w:p>
+      <w:pPr>
+        <w:pStyle w:val="ListParagraph"/>
+        <w:numPr>
+          <w:ilvl w:val="0"/>
+          <w:numId w:val="1"/>
+        </w:numPr>
+        <w:spacing w:after="100"/>
+      </w:pPr>
+      <w:r>
+        <w:rPr>
+          <w:sz w:val="21"/>
+          <w:szCs w:val="21"/>
+        </w:rPr>
         <w:t xml:space="preserve">Open Orders and move the demo order through the production board.</w:t>
       </w:r>
     </w:p>
@@ -291,7 +325,58 @@
           <w:sz w:val="21"/>
           <w:szCs w:val="21"/>
         </w:rPr>
-        <w:t xml:space="preserve">Open Reports and export CSV or use the PDF print button.</w:t>
+        <w:t xml:space="preserve">Open Designs and test the production view, cutter profile, heat press preset, SVG export, job JSON export, and PLT export.</w:t>
+      </w:r>
+    </w:p>
+    <w:p>
+      <w:pPr>
+        <w:pStyle w:val="ListParagraph"/>
+        <w:numPr>
+          <w:ilvl w:val="0"/>
+          <w:numId w:val="1"/>
+        </w:numPr>
+        <w:spacing w:after="100"/>
+      </w:pPr>
+      <w:r>
+        <w:rPr>
+          <w:sz w:val="21"/>
+          <w:szCs w:val="21"/>
+        </w:rPr>
+        <w:t xml:space="preserve">Open Suppliers, review the seeded supplier, create a purchase order, and receive it to increase stock.</w:t>
+      </w:r>
+    </w:p>
+    <w:p>
+      <w:pPr>
+        <w:pStyle w:val="ListParagraph"/>
+        <w:numPr>
+          <w:ilvl w:val="0"/>
+          <w:numId w:val="1"/>
+        </w:numPr>
+        <w:spacing w:after="100"/>
+      </w:pPr>
+      <w:r>
+        <w:rPr>
+          <w:sz w:val="21"/>
+          <w:szCs w:val="21"/>
+        </w:rPr>
+        <w:t xml:space="preserve">Open Daily Closing, enter counted cash, and export the closing report.</w:t>
+      </w:r>
+    </w:p>
+    <w:p>
+      <w:pPr>
+        <w:pStyle w:val="ListParagraph"/>
+        <w:numPr>
+          <w:ilvl w:val="0"/>
+          <w:numId w:val="1"/>
+        </w:numPr>
+        <w:spacing w:after="100"/>
+      </w:pPr>
+      <w:r>
+        <w:rPr>
+          <w:sz w:val="21"/>
+          <w:szCs w:val="21"/>
+        </w:rPr>
+        <w:t xml:space="preserve">Open Exports and download PDF, Word, and Excel-compatible reports.</w:t>
       </w:r>
     </w:p>
     <w:p>
@@ -309,6 +394,23 @@
           <w:szCs w:val="21"/>
         </w:rPr>
         <w:t xml:space="preserve">Open /track/APS-10001 to see the public tracking page.</w:t>
+      </w:r>
+    </w:p>
+    <w:p>
+      <w:pPr>
+        <w:pStyle w:val="ListParagraph"/>
+        <w:numPr>
+          <w:ilvl w:val="0"/>
+          <w:numId w:val="1"/>
+        </w:numPr>
+        <w:spacing w:after="100"/>
+      </w:pPr>
+      <w:r>
+        <w:rPr>
+          <w:sz w:val="21"/>
+          <w:szCs w:val="21"/>
+        </w:rPr>
+        <w:t xml:space="preserve">Sign in as supplier@accra.test and confirm /supplier shows purchase orders.</w:t>
       </w:r>
     </w:p>
     <w:p>
